--- a/docs/files/Data_Ethics_Policy__Policy_2026-02.docx
+++ b/docs/files/Data_Ethics_Policy__Policy_2026-02.docx
@@ -19,7 +19,7 @@
               <a:graphicData uri="http://schemas.openxmlformats.org/drawingml/2006/picture">
                 <pic:pic>
                   <pic:nvPicPr>
-                    <pic:cNvPr id="0" name="tmpk96xonax.png"/>
+                    <pic:cNvPr id="0" name="tmpv0nrqz1_.png"/>
                     <pic:cNvPicPr/>
                   </pic:nvPicPr>
                   <pic:blipFill>
@@ -65,7 +65,7 @@
           <w:color w:val="1C4076"/>
           <w:sz w:val="28"/>
         </w:rPr>
-        <w:t>Purpose</w:t>
+        <w:t>1 Purpose</w:t>
       </w:r>
     </w:p>
     <w:p>
@@ -129,7 +129,7 @@
           <w:color w:val="1C4076"/>
           <w:sz w:val="28"/>
         </w:rPr>
-        <w:t>Context</w:t>
+        <w:t>2 Context</w:t>
       </w:r>
     </w:p>
     <w:p>
@@ -193,7 +193,7 @@
           <w:color w:val="1C4076"/>
           <w:sz w:val="28"/>
         </w:rPr>
-        <w:t>Scope of Application</w:t>
+        <w:t>3 Scope of Application</w:t>
       </w:r>
     </w:p>
     <w:p>
@@ -241,7 +241,7 @@
           <w:color w:val="1C4076"/>
           <w:sz w:val="28"/>
         </w:rPr>
-        <w:t>Our Commitment</w:t>
+        <w:t>4 Our Commitment</w:t>
       </w:r>
     </w:p>
     <w:p>
@@ -289,7 +289,7 @@
           <w:color w:val="1C4076"/>
           <w:sz w:val="28"/>
         </w:rPr>
-        <w:t>Data Ethics Values in BioMar</w:t>
+        <w:t>5 Data Ethics Values in BioMar</w:t>
       </w:r>
     </w:p>
     <w:p>
@@ -477,7 +477,7 @@
           <w:color w:val="1C4076"/>
           <w:sz w:val="28"/>
         </w:rPr>
-        <w:t>Management Commitment</w:t>
+        <w:t>6 Management Commitment</w:t>
       </w:r>
     </w:p>
     <w:p>
@@ -509,7 +509,7 @@
           <w:color w:val="1C4076"/>
           <w:sz w:val="28"/>
         </w:rPr>
-        <w:t>Review of Policy and publication</w:t>
+        <w:t>7 Review of Policy and publication</w:t>
       </w:r>
     </w:p>
     <w:p>
